--- a/policies/build/preview_hco/HCO.COP.10_v2_preview.docx
+++ b/policies/build/preview_hco/HCO.COP.10_v2_preview.docx
@@ -761,7 +761,7 @@
           <w:sz w:val="22"/>
           <w:szCs w:val="22"/>
         </w:rPr>
-        <w:t xml:space="preserve">Boundaries: do not copy SHCO COP wording. Do not overwrite AAC policies. Spell out abbreviations on first use in training materials.</w:t>
+        <w:t xml:space="preserve">Boundaries: do not overwrite HCO AAC policies. Spell out abbreviations on first use in training materials.</w:t>
       </w:r>
     </w:p>
     <w:p>
@@ -827,7 +827,7 @@
           <w:sz w:val="22"/>
           <w:szCs w:val="22"/>
         </w:rPr>
-        <w:t xml:space="preserve">2. Do not skip: The organisation identifies and, provides care to high-risk obstetric cases, and where needed, refers them ...</w:t>
+        <w:t xml:space="preserve">2. Do not skip: The organisation identifies and, provides care to high-risk obstetric cases, and where needed, refers them to...</w:t>
       </w:r>
     </w:p>
     <w:p>
@@ -875,7 +875,7 @@
           <w:sz w:val="22"/>
           <w:szCs w:val="22"/>
         </w:rPr>
-        <w:t xml:space="preserve">6. Do not skip: Organisation treats pregnant woman and her companion cordially and respectfully, ensures privacy and confid...</w:t>
+        <w:t xml:space="preserve">6. Do not skip: Organisation treats pregnant woman and her companion cordially and respectfully, ensures privacy and...</w:t>
       </w:r>
     </w:p>
     <w:p>
@@ -923,7 +923,7 @@
           <w:sz w:val="22"/>
           <w:szCs w:val="22"/>
         </w:rPr>
-        <w:t xml:space="preserve">10. Do not skip: The organisation caring for high-risk obstetric cases have the facilities to take care of neonates of such ...</w:t>
+        <w:t xml:space="preserve">10. Do not skip: The organisation caring for high-risk obstetric cases have the facilities to take care of neonates of such...</w:t>
       </w:r>
     </w:p>
     <w:p>
@@ -1097,7 +1097,7 @@
         <w:spacing w:after="100" w:before="220"/>
       </w:pPr>
       <w:r>
-        <w:t xml:space="preserve">5.5 Organisation encourages and welcomes the presence of a birth companio..</w:t>
+        <w:t xml:space="preserve">5.5 Organisation encourages and welcomes the presence of a birth companion..</w:t>
       </w:r>
     </w:p>
     <w:p>
@@ -1130,7 +1130,7 @@
         <w:spacing w:after="100" w:before="220"/>
       </w:pPr>
       <w:r>
-        <w:t xml:space="preserve">5.6 Organisation treats pregnant woman and her companion cordially and re..</w:t>
+        <w:t xml:space="preserve">5.6 Organisation treats pregnant woman and her companion cordially and..</w:t>
       </w:r>
     </w:p>
     <w:p>
@@ -1163,7 +1163,7 @@
         <w:spacing w:after="100" w:before="220"/>
       </w:pPr>
       <w:r>
-        <w:t xml:space="preserve">5.7 The treating doctor explains danger signs and important care activiti..</w:t>
+        <w:t xml:space="preserve">5.7 The treating doctor explains danger signs and important care activities..</w:t>
       </w:r>
     </w:p>
     <w:p>
@@ -1262,7 +1262,7 @@
         <w:spacing w:after="100" w:before="220"/>
       </w:pPr>
       <w:r>
-        <w:t xml:space="preserve">5.10 The organisation caring for high-risk obstetric cases have the facili..</w:t>
+        <w:t xml:space="preserve">5.10 The organisation caring for high-risk obstetric cases have the..</w:t>
       </w:r>
     </w:p>
     <w:p>
@@ -1295,7 +1295,7 @@
         <w:spacing w:after="100" w:before="220"/>
       </w:pPr>
       <w:r>
-        <w:t xml:space="preserve">5.11 Organization shall adhere to legal and defined Assisted Reproductive ..</w:t>
+        <w:t xml:space="preserve">5.11 Organization shall adhere to legal and defined Assisted Reproductive..</w:t>
       </w:r>
     </w:p>
     <w:p>
@@ -1329,6 +1329,20 @@
       </w:pPr>
       <w:r>
         <w:t xml:space="preserve">6. Governance and responsibility</w:t>
+      </w:r>
+    </w:p>
+    <w:p>
+      <w:pPr>
+        <w:spacing w:after="20" w:before="100"/>
+      </w:pPr>
+      <w:r>
+        <w:rPr>
+          <w:b/>
+          <w:bCs/>
+          <w:sz w:val="22"/>
+          <w:szCs w:val="22"/>
+        </w:rPr>
+        <w:t xml:space="preserve">Medical Superintendent</w:t>
       </w:r>
     </w:p>
     <w:p>
@@ -1345,7 +1359,21 @@
           <w:sz w:val="22"/>
           <w:szCs w:val="22"/>
         </w:rPr>
-        <w:t xml:space="preserve">Medical Superintendent</w:t>
+        <w:t xml:space="preserve">Accountable that COP.10 is resourced and followed.</w:t>
+      </w:r>
+    </w:p>
+    <w:p>
+      <w:pPr>
+        <w:spacing w:after="20" w:before="100"/>
+      </w:pPr>
+      <w:r>
+        <w:rPr>
+          <w:b/>
+          <w:bCs/>
+          <w:sz w:val="22"/>
+          <w:szCs w:val="22"/>
+        </w:rPr>
+        <w:t xml:space="preserve">Obstetric In-Charge</w:t>
       </w:r>
     </w:p>
     <w:p>
@@ -1362,7 +1390,21 @@
           <w:sz w:val="22"/>
           <w:szCs w:val="22"/>
         </w:rPr>
-        <w:t xml:space="preserve">Accountable that COP.10 is resourced and followed.</w:t>
+        <w:t xml:space="preserve">Owns day-to-day implementation and records for this standard.</w:t>
+      </w:r>
+    </w:p>
+    <w:p>
+      <w:pPr>
+        <w:spacing w:after="20" w:before="100"/>
+      </w:pPr>
+      <w:r>
+        <w:rPr>
+          <w:b/>
+          <w:bCs/>
+          <w:sz w:val="22"/>
+          <w:szCs w:val="22"/>
+        </w:rPr>
+        <w:t xml:space="preserve">Treating doctors / nurses / technicians (as applicable)</w:t>
       </w:r>
     </w:p>
     <w:p>
@@ -1379,7 +1421,21 @@
           <w:sz w:val="22"/>
           <w:szCs w:val="22"/>
         </w:rPr>
-        <w:t xml:space="preserve">Obstetric In-Charge</w:t>
+        <w:t xml:space="preserve">Deliver care as written; escalate stop-work triggers without delay.</w:t>
+      </w:r>
+    </w:p>
+    <w:p>
+      <w:pPr>
+        <w:spacing w:after="20" w:before="100"/>
+      </w:pPr>
+      <w:r>
+        <w:rPr>
+          <w:b/>
+          <w:bCs/>
+          <w:sz w:val="22"/>
+          <w:szCs w:val="22"/>
+        </w:rPr>
+        <w:t xml:space="preserve">Quality Coordinator</w:t>
       </w:r>
     </w:p>
     <w:p>
@@ -1396,7 +1452,28 @@
           <w:sz w:val="22"/>
           <w:szCs w:val="22"/>
         </w:rPr>
-        <w:t xml:space="preserve">Owns day-to-day implementation and records for this standard.</w:t>
+        <w:t xml:space="preserve">Audits this policy «quarterly»; holds training acknowledgements.</w:t>
+      </w:r>
+    </w:p>
+    <w:p>
+      <w:pPr>
+        <w:pStyle w:val="Heading1"/>
+        <w:spacing w:after="120" w:before="280"/>
+      </w:pPr>
+      <w:r>
+        <w:t xml:space="preserve">7. Quality monitoring (RCA → CAPA)</w:t>
+      </w:r>
+    </w:p>
+    <w:p>
+      <w:pPr>
+        <w:spacing w:after="140"/>
+      </w:pPr>
+      <w:r>
+        <w:rPr>
+          <w:sz w:val="22"/>
+          <w:szCs w:val="22"/>
+        </w:rPr>
+        <w:t xml:space="preserve">The Quality Coordinator audits this policy «quarterly». The audit reviews:</w:t>
       </w:r>
     </w:p>
     <w:p>
@@ -1413,7 +1490,7 @@
           <w:sz w:val="22"/>
           <w:szCs w:val="22"/>
         </w:rPr>
-        <w:t xml:space="preserve">Treating doctors / nurses / technicians (as applicable)</w:t>
+        <w:t xml:space="preserve">Records for a sample of this standard's objective elements, checked against the What-we-do steps.</w:t>
       </w:r>
     </w:p>
     <w:p>
@@ -1430,7 +1507,7 @@
           <w:sz w:val="22"/>
           <w:szCs w:val="22"/>
         </w:rPr>
-        <w:t xml:space="preserve">Deliver care as written; escalate stop-work triggers without delay.</w:t>
+        <w:t xml:space="preserve">Documentary evidence is on file for each asterisked objective element in the sample.</w:t>
       </w:r>
     </w:p>
     <w:p>
@@ -1447,33 +1524,7 @@
           <w:sz w:val="22"/>
           <w:szCs w:val="22"/>
         </w:rPr>
-        <w:t xml:space="preserve">Quality Coordinator</w:t>
-      </w:r>
-    </w:p>
-    <w:p>
-      <w:pPr>
-        <w:pStyle w:val="ListParagraph"/>
-        <w:numPr>
-          <w:ilvl w:val="0"/>
-          <w:numId w:val="1"/>
-        </w:numPr>
-        <w:spacing w:after="60"/>
-      </w:pPr>
-      <w:r>
-        <w:rPr>
-          <w:sz w:val="22"/>
-          <w:szCs w:val="22"/>
-        </w:rPr>
-        <w:t xml:space="preserve">Audits this policy «quarterly»; holds training acknowledgements.</w:t>
-      </w:r>
-    </w:p>
-    <w:p>
-      <w:pPr>
-        <w:pStyle w:val="Heading1"/>
-        <w:spacing w:after="120" w:before="280"/>
-      </w:pPr>
-      <w:r>
-        <w:t xml:space="preserve">7. Quality monitoring (RCA → CAPA)</w:t>
+        <w:t xml:space="preserve">Stop-work events (if any) are logged with outcome.</w:t>
       </w:r>
     </w:p>
     <w:p>
@@ -1485,87 +1536,7 @@
           <w:sz w:val="22"/>
           <w:szCs w:val="22"/>
         </w:rPr>
-        <w:t xml:space="preserve">The Quality Coordinator audits this policy «quarterly».</w:t>
-      </w:r>
-    </w:p>
-    <w:p>
-      <w:pPr>
-        <w:spacing w:after="140"/>
-      </w:pPr>
-      <w:r>
-        <w:rPr>
-          <w:sz w:val="22"/>
-          <w:szCs w:val="22"/>
-        </w:rPr>
-        <w:t xml:space="preserve">What is monitored each quarter:</w:t>
-      </w:r>
-    </w:p>
-    <w:p>
-      <w:pPr>
-        <w:pStyle w:val="ListParagraph"/>
-        <w:numPr>
-          <w:ilvl w:val="0"/>
-          <w:numId w:val="1"/>
-        </w:numPr>
-        <w:spacing w:after="60"/>
-      </w:pPr>
-      <w:r>
-        <w:rPr>
-          <w:sz w:val="22"/>
-          <w:szCs w:val="22"/>
-        </w:rPr>
-        <w:t xml:space="preserve">Sample of records for each OE COP.10.a–k.</w:t>
-      </w:r>
-    </w:p>
-    <w:p>
-      <w:pPr>
-        <w:pStyle w:val="ListParagraph"/>
-        <w:numPr>
-          <w:ilvl w:val="0"/>
-          <w:numId w:val="1"/>
-        </w:numPr>
-        <w:spacing w:after="60"/>
-      </w:pPr>
-      <w:r>
-        <w:rPr>
-          <w:sz w:val="22"/>
-          <w:szCs w:val="22"/>
-        </w:rPr>
-        <w:t xml:space="preserve">Asterisked elements (ad) have document evidence as required.</w:t>
-      </w:r>
-    </w:p>
-    <w:p>
-      <w:pPr>
-        <w:pStyle w:val="ListParagraph"/>
-        <w:numPr>
-          <w:ilvl w:val="0"/>
-          <w:numId w:val="1"/>
-        </w:numPr>
-        <w:spacing w:after="60"/>
-      </w:pPr>
-      <w:r>
-        <w:rPr>
-          <w:sz w:val="22"/>
-          <w:szCs w:val="22"/>
-        </w:rPr>
-        <w:t xml:space="preserve">CORE elements (none) show no critical gaps in the sample.</w:t>
-      </w:r>
-    </w:p>
-    <w:p>
-      <w:pPr>
-        <w:pStyle w:val="ListParagraph"/>
-        <w:numPr>
-          <w:ilvl w:val="0"/>
-          <w:numId w:val="1"/>
-        </w:numPr>
-        <w:spacing w:after="60"/>
-      </w:pPr>
-      <w:r>
-        <w:rPr>
-          <w:sz w:val="22"/>
-          <w:szCs w:val="22"/>
-        </w:rPr>
-        <w:t xml:space="preserve">Stop-work events (if any) are logged with outcome.</w:t>
+        <w:t xml:space="preserve">Root-cause analysis is required when a gap found in this audit remains open beyond «90 days».</w:t>
       </w:r>
     </w:p>
     <w:p>
@@ -3663,7 +3634,7 @@
           <w:sz w:val="22"/>
           <w:szCs w:val="22"/>
         </w:rPr>
-        <w:t xml:space="preserve">Records showing COP.10.a was followed for sampled patients/cases.</w:t>
+        <w:t xml:space="preserve">Written obstetric-service organisation document.</w:t>
       </w:r>
     </w:p>
     <w:p>
@@ -3680,7 +3651,7 @@
           <w:sz w:val="22"/>
           <w:szCs w:val="22"/>
         </w:rPr>
-        <w:t xml:space="preserve">Written guidance / protocol referenced for this element (where required).</w:t>
+        <w:t xml:space="preserve">Safety-protocol compliance record.</w:t>
       </w:r>
     </w:p>
     <w:p>
@@ -3697,7 +3668,16 @@
           <w:sz w:val="22"/>
           <w:szCs w:val="22"/>
         </w:rPr>
-        <w:t xml:space="preserve">Audit sample notes for COP.10.a reviewed «quarterly».</w:t>
+        <w:t xml:space="preserve">Staff-competency record.</w:t>
+      </w:r>
+    </w:p>
+    <w:p>
+      <w:pPr>
+        <w:pStyle w:val="Heading2"/>
+        <w:spacing w:after="100" w:before="220"/>
+      </w:pPr>
+      <w:r>
+        <w:t xml:space="preserve">COP.10.b — The organisation identifies and, provides care to high-risk obstetric cases, and where needed, refers them to another appropriate centre.</w:t>
       </w:r>
     </w:p>
     <w:p>
@@ -3714,16 +3694,7 @@
           <w:sz w:val="22"/>
           <w:szCs w:val="22"/>
         </w:rPr>
-        <w:t xml:space="preserve">Documented evidence specifically required by the asterisked interpretation.</w:t>
-      </w:r>
-    </w:p>
-    <w:p>
-      <w:pPr>
-        <w:pStyle w:val="Heading2"/>
-        <w:spacing w:after="100" w:before="220"/>
-      </w:pPr>
-      <w:r>
-        <w:t xml:space="preserve">COP.10.b — The organisation identifies and, provides care to high-risk obstetric cases, and where needed, refers them to another appropriate centre.</w:t>
+        <w:t xml:space="preserve">High-risk obstetric-case identification record.</w:t>
       </w:r>
     </w:p>
     <w:p>
@@ -3740,7 +3711,7 @@
           <w:sz w:val="22"/>
           <w:szCs w:val="22"/>
         </w:rPr>
-        <w:t xml:space="preserve">Records showing COP.10.b was followed for sampled patients/cases.</w:t>
+        <w:t xml:space="preserve">Referral record to an appropriate centre where needed.</w:t>
       </w:r>
     </w:p>
     <w:p>
@@ -3757,7 +3728,16 @@
           <w:sz w:val="22"/>
           <w:szCs w:val="22"/>
         </w:rPr>
-        <w:t xml:space="preserve">Written guidance / protocol referenced for this element (where required).</w:t>
+        <w:t xml:space="preserve">Care-plan record for identified high-risk cases.</w:t>
+      </w:r>
+    </w:p>
+    <w:p>
+      <w:pPr>
+        <w:pStyle w:val="Heading2"/>
+        <w:spacing w:after="100" w:before="220"/>
+      </w:pPr>
+      <w:r>
+        <w:t xml:space="preserve">COP.10.c — Persons caring for high-risk obstetric cases are competent.</w:t>
       </w:r>
     </w:p>
     <w:p>
@@ -3774,16 +3754,7 @@
           <w:sz w:val="22"/>
           <w:szCs w:val="22"/>
         </w:rPr>
-        <w:t xml:space="preserve">Audit sample notes for COP.10.b reviewed «quarterly».</w:t>
-      </w:r>
-    </w:p>
-    <w:p>
-      <w:pPr>
-        <w:pStyle w:val="Heading2"/>
-        <w:spacing w:after="100" w:before="220"/>
-      </w:pPr>
-      <w:r>
-        <w:t xml:space="preserve">COP.10.c — Persons caring for high-risk obstetric cases are competent.</w:t>
+        <w:t xml:space="preserve">Competency or training record for staff caring for high-risk obstetric cases.</w:t>
       </w:r>
     </w:p>
     <w:p>
@@ -3800,7 +3771,7 @@
           <w:sz w:val="22"/>
           <w:szCs w:val="22"/>
         </w:rPr>
-        <w:t xml:space="preserve">Records showing COP.10.c was followed for sampled patients/cases.</w:t>
+        <w:t xml:space="preserve">Credentialing cross-reference.</w:t>
       </w:r>
     </w:p>
     <w:p>
@@ -3817,7 +3788,16 @@
           <w:sz w:val="22"/>
           <w:szCs w:val="22"/>
         </w:rPr>
-        <w:t xml:space="preserve">Written guidance / protocol referenced for this element (where required).</w:t>
+        <w:t xml:space="preserve">Case-assignment record.</w:t>
+      </w:r>
+    </w:p>
+    <w:p>
+      <w:pPr>
+        <w:pStyle w:val="Heading2"/>
+        <w:spacing w:after="100" w:before="220"/>
+      </w:pPr>
+      <w:r>
+        <w:t xml:space="preserve">COP.10.d — Ante-natal services are provided.</w:t>
       </w:r>
     </w:p>
     <w:p>
@@ -3834,16 +3814,7 @@
           <w:sz w:val="22"/>
           <w:szCs w:val="22"/>
         </w:rPr>
-        <w:t xml:space="preserve">Audit sample notes for COP.10.c reviewed «quarterly».</w:t>
-      </w:r>
-    </w:p>
-    <w:p>
-      <w:pPr>
-        <w:pStyle w:val="Heading2"/>
-        <w:spacing w:after="100" w:before="220"/>
-      </w:pPr>
-      <w:r>
-        <w:t xml:space="preserve">COP.10.d — Ante-natal services are provided.</w:t>
+        <w:t xml:space="preserve">Ante-natal care record and visit schedule.</w:t>
       </w:r>
     </w:p>
     <w:p>
@@ -3860,7 +3831,7 @@
           <w:sz w:val="22"/>
           <w:szCs w:val="22"/>
         </w:rPr>
-        <w:t xml:space="preserve">Records showing COP.10.d was followed for sampled patients/cases.</w:t>
+        <w:t xml:space="preserve">Ante-natal service documentation.</w:t>
       </w:r>
     </w:p>
     <w:p>
@@ -3877,7 +3848,16 @@
           <w:sz w:val="22"/>
           <w:szCs w:val="22"/>
         </w:rPr>
-        <w:t xml:space="preserve">Written guidance / protocol referenced for this element (where required).</w:t>
+        <w:t xml:space="preserve">Risk-screening record during ante-natal visits.</w:t>
+      </w:r>
+    </w:p>
+    <w:p>
+      <w:pPr>
+        <w:pStyle w:val="Heading2"/>
+        <w:spacing w:after="100" w:before="220"/>
+      </w:pPr>
+      <w:r>
+        <w:t xml:space="preserve">COP.10.e — Organisation encourages and welcomes the presence of a birth companion during labour.</w:t>
       </w:r>
     </w:p>
     <w:p>
@@ -3894,7 +3874,7 @@
           <w:sz w:val="22"/>
           <w:szCs w:val="22"/>
         </w:rPr>
-        <w:t xml:space="preserve">Audit sample notes for COP.10.d reviewed «quarterly».</w:t>
+        <w:t xml:space="preserve">Birth-companion policy document.</w:t>
       </w:r>
     </w:p>
     <w:p>
@@ -3911,16 +3891,7 @@
           <w:sz w:val="22"/>
           <w:szCs w:val="22"/>
         </w:rPr>
-        <w:t xml:space="preserve">Documented evidence specifically required by the asterisked interpretation.</w:t>
-      </w:r>
-    </w:p>
-    <w:p>
-      <w:pPr>
-        <w:pStyle w:val="Heading2"/>
-        <w:spacing w:after="100" w:before="220"/>
-      </w:pPr>
-      <w:r>
-        <w:t xml:space="preserve">COP.10.e — Organisation encourages and welcomes the presence of a birth companion during labour.</w:t>
+        <w:t xml:space="preserve">Birth-companion-presence record for a sampled labour case.</w:t>
       </w:r>
     </w:p>
     <w:p>
@@ -3937,7 +3908,16 @@
           <w:sz w:val="22"/>
           <w:szCs w:val="22"/>
         </w:rPr>
-        <w:t xml:space="preserve">Records showing COP.10.e was followed for sampled patients/cases.</w:t>
+        <w:t xml:space="preserve">Staff-awareness record of the policy.</w:t>
+      </w:r>
+    </w:p>
+    <w:p>
+      <w:pPr>
+        <w:pStyle w:val="Heading2"/>
+        <w:spacing w:after="100" w:before="220"/>
+      </w:pPr>
+      <w:r>
+        <w:t xml:space="preserve">COP.10.f — Organisation treats pregnant woman and her companion cordially and respectfully, ensures privacy and confidentiality for pregnant woman during her stay.</w:t>
       </w:r>
     </w:p>
     <w:p>
@@ -3954,7 +3934,7 @@
           <w:sz w:val="22"/>
           <w:szCs w:val="22"/>
         </w:rPr>
-        <w:t xml:space="preserve">Written guidance / protocol referenced for this element (where required).</w:t>
+        <w:t xml:space="preserve">Privacy-and-dignity practice record for obstetric patients.</w:t>
       </w:r>
     </w:p>
     <w:p>
@@ -3971,16 +3951,7 @@
           <w:sz w:val="22"/>
           <w:szCs w:val="22"/>
         </w:rPr>
-        <w:t xml:space="preserve">Audit sample notes for COP.10.e reviewed «quarterly».</w:t>
-      </w:r>
-    </w:p>
-    <w:p>
-      <w:pPr>
-        <w:pStyle w:val="Heading2"/>
-        <w:spacing w:after="100" w:before="220"/>
-      </w:pPr>
-      <w:r>
-        <w:t xml:space="preserve">COP.10.f — Organisation treats pregnant woman and her companion cordially and respectfully, ensures privacy and confidentiality for pregnant woman during her stay.</w:t>
+        <w:t xml:space="preserve">Patient-feedback record on treatment and privacy.</w:t>
       </w:r>
     </w:p>
     <w:p>
@@ -3997,7 +3968,16 @@
           <w:sz w:val="22"/>
           <w:szCs w:val="22"/>
         </w:rPr>
-        <w:t xml:space="preserve">Records showing COP.10.f was followed for sampled patients/cases.</w:t>
+        <w:t xml:space="preserve">Confidentiality-practice observation record.</w:t>
+      </w:r>
+    </w:p>
+    <w:p>
+      <w:pPr>
+        <w:pStyle w:val="Heading2"/>
+        <w:spacing w:after="100" w:before="220"/>
+      </w:pPr>
+      <w:r>
+        <w:t xml:space="preserve">COP.10.g — The treating doctor explains danger signs and important care activities to pregnant woman and her companion.</w:t>
       </w:r>
     </w:p>
     <w:p>
@@ -4014,7 +3994,7 @@
           <w:sz w:val="22"/>
           <w:szCs w:val="22"/>
         </w:rPr>
-        <w:t xml:space="preserve">Written guidance / protocol referenced for this element (where required).</w:t>
+        <w:t xml:space="preserve">Documented explanation-of-danger-signs record.</w:t>
       </w:r>
     </w:p>
     <w:p>
@@ -4031,16 +4011,7 @@
           <w:sz w:val="22"/>
           <w:szCs w:val="22"/>
         </w:rPr>
-        <w:t xml:space="preserve">Audit sample notes for COP.10.f reviewed «quarterly».</w:t>
-      </w:r>
-    </w:p>
-    <w:p>
-      <w:pPr>
-        <w:pStyle w:val="Heading2"/>
-        <w:spacing w:after="100" w:before="220"/>
-      </w:pPr>
-      <w:r>
-        <w:t xml:space="preserve">COP.10.g — The treating doctor explains danger signs and important care activities to pregnant woman and her companion.</w:t>
+        <w:t xml:space="preserve">Patient or companion education record.</w:t>
       </w:r>
     </w:p>
     <w:p>
@@ -4057,7 +4028,16 @@
           <w:sz w:val="22"/>
           <w:szCs w:val="22"/>
         </w:rPr>
-        <w:t xml:space="preserve">Records showing COP.10.g was followed for sampled patients/cases.</w:t>
+        <w:t xml:space="preserve">Treating-doctor documentation of the explanation.</w:t>
+      </w:r>
+    </w:p>
+    <w:p>
+      <w:pPr>
+        <w:pStyle w:val="Heading2"/>
+        <w:spacing w:after="100" w:before="220"/>
+      </w:pPr>
+      <w:r>
+        <w:t xml:space="preserve">COP.10.h — Obstetric patient’s assessment also includes maternal nutrition.</w:t>
       </w:r>
     </w:p>
     <w:p>
@@ -4074,7 +4054,7 @@
           <w:sz w:val="22"/>
           <w:szCs w:val="22"/>
         </w:rPr>
-        <w:t xml:space="preserve">Written guidance / protocol referenced for this element (where required).</w:t>
+        <w:t xml:space="preserve">Nutritional-assessment record within obstetric assessment.</w:t>
       </w:r>
     </w:p>
     <w:p>
@@ -4091,16 +4071,7 @@
           <w:sz w:val="22"/>
           <w:szCs w:val="22"/>
         </w:rPr>
-        <w:t xml:space="preserve">Audit sample notes for COP.10.g reviewed «quarterly».</w:t>
-      </w:r>
-    </w:p>
-    <w:p>
-      <w:pPr>
-        <w:pStyle w:val="Heading2"/>
-        <w:spacing w:after="100" w:before="220"/>
-      </w:pPr>
-      <w:r>
-        <w:t xml:space="preserve">COP.10.h — Obstetric patient’s assessment also includes maternal nutrition.</w:t>
+        <w:t xml:space="preserve">Cross-reference to COP.19 nutritional therapy.</w:t>
       </w:r>
     </w:p>
     <w:p>
@@ -4117,7 +4088,16 @@
           <w:sz w:val="22"/>
           <w:szCs w:val="22"/>
         </w:rPr>
-        <w:t xml:space="preserve">Records showing COP.10.h was followed for sampled patients/cases.</w:t>
+        <w:t xml:space="preserve">Documentation-completeness check.</w:t>
+      </w:r>
+    </w:p>
+    <w:p>
+      <w:pPr>
+        <w:pStyle w:val="Heading2"/>
+        <w:spacing w:after="100" w:before="220"/>
+      </w:pPr>
+      <w:r>
+        <w:t xml:space="preserve">COP.10.i — Appropriate peri-natal and post-natal monitoring is performed.</w:t>
       </w:r>
     </w:p>
     <w:p>
@@ -4134,7 +4114,7 @@
           <w:sz w:val="22"/>
           <w:szCs w:val="22"/>
         </w:rPr>
-        <w:t xml:space="preserve">Written guidance / protocol referenced for this element (where required).</w:t>
+        <w:t xml:space="preserve">Peri-natal monitoring record.</w:t>
       </w:r>
     </w:p>
     <w:p>
@@ -4151,16 +4131,7 @@
           <w:sz w:val="22"/>
           <w:szCs w:val="22"/>
         </w:rPr>
-        <w:t xml:space="preserve">Audit sample notes for COP.10.h reviewed «quarterly».</w:t>
-      </w:r>
-    </w:p>
-    <w:p>
-      <w:pPr>
-        <w:pStyle w:val="Heading2"/>
-        <w:spacing w:after="100" w:before="220"/>
-      </w:pPr>
-      <w:r>
-        <w:t xml:space="preserve">COP.10.i — Appropriate peri-natal and post-natal monitoring is performed.</w:t>
+        <w:t xml:space="preserve">Post-natal monitoring record.</w:t>
       </w:r>
     </w:p>
     <w:p>
@@ -4177,7 +4148,16 @@
           <w:sz w:val="22"/>
           <w:szCs w:val="22"/>
         </w:rPr>
-        <w:t xml:space="preserve">Records showing COP.10.i was followed for sampled patients/cases.</w:t>
+        <w:t xml:space="preserve">Monitoring-parameter documentation.</w:t>
+      </w:r>
+    </w:p>
+    <w:p>
+      <w:pPr>
+        <w:pStyle w:val="Heading2"/>
+        <w:spacing w:after="100" w:before="220"/>
+      </w:pPr>
+      <w:r>
+        <w:t xml:space="preserve">COP.10.j — The organisation caring for high-risk obstetric cases have the facilities to take care of neonates of such cases.</w:t>
       </w:r>
     </w:p>
     <w:p>
@@ -4194,7 +4174,7 @@
           <w:sz w:val="22"/>
           <w:szCs w:val="22"/>
         </w:rPr>
-        <w:t xml:space="preserve">Written guidance / protocol referenced for this element (where required).</w:t>
+        <w:t xml:space="preserve">Neonatal-care facility or equipment record for high-risk obstetric cases.</w:t>
       </w:r>
     </w:p>
     <w:p>
@@ -4211,16 +4191,7 @@
           <w:sz w:val="22"/>
           <w:szCs w:val="22"/>
         </w:rPr>
-        <w:t xml:space="preserve">Audit sample notes for COP.10.i reviewed «quarterly».</w:t>
-      </w:r>
-    </w:p>
-    <w:p>
-      <w:pPr>
-        <w:pStyle w:val="Heading2"/>
-        <w:spacing w:after="100" w:before="220"/>
-      </w:pPr>
-      <w:r>
-        <w:t xml:space="preserve">COP.10.j — The organisation caring for high-risk obstetric cases have the facilities to take care of neonates of such cases.</w:t>
+        <w:t xml:space="preserve">Staff-availability record for neonatal care.</w:t>
       </w:r>
     </w:p>
     <w:p>
@@ -4237,7 +4208,16 @@
           <w:sz w:val="22"/>
           <w:szCs w:val="22"/>
         </w:rPr>
-        <w:t xml:space="preserve">Records showing COP.10.j was followed for sampled patients/cases.</w:t>
+        <w:t xml:space="preserve">Referral-arrangement record where facilities are insufficient.</w:t>
+      </w:r>
+    </w:p>
+    <w:p>
+      <w:pPr>
+        <w:pStyle w:val="Heading2"/>
+        <w:spacing w:after="100" w:before="220"/>
+      </w:pPr>
+      <w:r>
+        <w:t xml:space="preserve">COP.10.k — Organization shall adhere to legal and defined Assisted Reproductive Technology (ART) practices.</w:t>
       </w:r>
     </w:p>
     <w:p>
@@ -4254,7 +4234,7 @@
           <w:sz w:val="22"/>
           <w:szCs w:val="22"/>
         </w:rPr>
-        <w:t xml:space="preserve">Written guidance / protocol referenced for this element (where required).</w:t>
+        <w:t xml:space="preserve">Documented adherence record to legal and defined ART practices.</w:t>
       </w:r>
     </w:p>
     <w:p>
@@ -4271,16 +4251,7 @@
           <w:sz w:val="22"/>
           <w:szCs w:val="22"/>
         </w:rPr>
-        <w:t xml:space="preserve">Audit sample notes for COP.10.j reviewed «quarterly».</w:t>
-      </w:r>
-    </w:p>
-    <w:p>
-      <w:pPr>
-        <w:pStyle w:val="Heading2"/>
-        <w:spacing w:after="100" w:before="220"/>
-      </w:pPr>
-      <w:r>
-        <w:t xml:space="preserve">COP.10.k — Organization shall adhere to legal and defined Assisted Reproductive Technology (ART) practices.</w:t>
+        <w:t xml:space="preserve">ART registration or licence record, where applicable.</w:t>
       </w:r>
     </w:p>
     <w:p>
@@ -4297,41 +4268,7 @@
           <w:sz w:val="22"/>
           <w:szCs w:val="22"/>
         </w:rPr>
-        <w:t xml:space="preserve">Records showing COP.10.k was followed for sampled patients/cases.</w:t>
-      </w:r>
-    </w:p>
-    <w:p>
-      <w:pPr>
-        <w:pStyle w:val="ListParagraph"/>
-        <w:numPr>
-          <w:ilvl w:val="0"/>
-          <w:numId w:val="1"/>
-        </w:numPr>
-        <w:spacing w:after="60"/>
-      </w:pPr>
-      <w:r>
-        <w:rPr>
-          <w:sz w:val="22"/>
-          <w:szCs w:val="22"/>
-        </w:rPr>
-        <w:t xml:space="preserve">Written guidance / protocol referenced for this element (where required).</w:t>
-      </w:r>
-    </w:p>
-    <w:p>
-      <w:pPr>
-        <w:pStyle w:val="ListParagraph"/>
-        <w:numPr>
-          <w:ilvl w:val="0"/>
-          <w:numId w:val="1"/>
-        </w:numPr>
-        <w:spacing w:after="60"/>
-      </w:pPr>
-      <w:r>
-        <w:rPr>
-          <w:sz w:val="22"/>
-          <w:szCs w:val="22"/>
-        </w:rPr>
-        <w:t xml:space="preserve">Audit sample notes for COP.10.k reviewed «quarterly».</w:t>
+        <w:t xml:space="preserve">Compliance-review record.</w:t>
       </w:r>
     </w:p>
     <w:p>

--- a/policies/build/preview_hco/HCO.COP.10_v2_preview.docx
+++ b/policies/build/preview_hco/HCO.COP.10_v2_preview.docx
@@ -692,7 +692,7 @@
           <w:sz w:val="22"/>
           <w:szCs w:val="22"/>
         </w:rPr>
-        <w:t xml:space="preserve">It covers objective elements COP.10.a–k (11 elements).</w:t>
+        <w:t xml:space="preserve">This policy covers all 11 requirements under this standard, listed in detail below.</w:t>
       </w:r>
     </w:p>
     <w:p>
@@ -704,7 +704,7 @@
           <w:sz w:val="22"/>
           <w:szCs w:val="22"/>
         </w:rPr>
-        <w:t xml:space="preserve">This policy owns COP.10. Related AAC, PRE, IPC/HIC, HRM and MOM duties stay with those policies — cross-reference only.</w:t>
+        <w:t xml:space="preserve">This policy covers safe obstetric care specifically. Related duties — like patient assessment, patient rights, infection control, staffing, or medication management — are covered in the hospital's other policies, not repeated here.</w:t>
       </w:r>
     </w:p>
     <w:p>
@@ -749,7 +749,7 @@
           <w:sz w:val="22"/>
           <w:szCs w:val="22"/>
         </w:rPr>
-        <w:t xml:space="preserve">It covers 11 objective elements (COP.10.a, COP.10.b, COP.10.c, COP.10.d, COP.10.e, COP.10.f, COP.10.g, COP.10.h, COP.10.i, COP.10.j, COP.10.k).</w:t>
+        <w:t xml:space="preserve">This policy covers all 11 requirements under this standard, listed in detail below.</w:t>
       </w:r>
     </w:p>
     <w:p>
@@ -761,7 +761,7 @@
           <w:sz w:val="22"/>
           <w:szCs w:val="22"/>
         </w:rPr>
-        <w:t xml:space="preserve">Boundaries: do not overwrite HCO AAC policies. Spell out abbreviations on first use in training materials.</w:t>
+        <w:t xml:space="preserve">This policy covers safe obstetric care specifically. Related duties — like patient assessment, patient rights, infection control, staffing, or medication management — are covered in the hospital's other policies, not repeated here. Spell out abbreviations on first use in training materials.</w:t>
       </w:r>
     </w:p>
     <w:p>
